--- a/КПП/Том СКС КПП/Акт о смонтированном оборудовании СКС КПП.docx
+++ b/КПП/Том СКС КПП/Акт о смонтированном оборудовании СКС КПП.docx
@@ -1192,7 +1192,7 @@
                 <w:i w:val="0"/>
                 <w:sz w:val="16"/>
               </w:rPr>
-              <w:t>Розетка коммутационная RJ-45 в кабель-канале</w:t>
+              <w:t>Розетка компьютерная RJ-45 кат. 6, накладная</w:t>
             </w:r>
           </w:p>
         </w:tc>
@@ -1213,7 +1213,7 @@
                 <w:i w:val="0"/>
                 <w:sz w:val="16"/>
               </w:rPr>
-              <w:t>BRAVA RJ45 / Cabeus RJ-45 кат. 6 экр. (спецификация .СО, поз. 3, 4)</w:t>
+              <w:t>Cabeus RJ-45 (8P8C) кат. 6</w:t>
             </w:r>
           </w:p>
         </w:tc>
@@ -1234,7 +1234,7 @@
                 <w:i w:val="0"/>
                 <w:sz w:val="16"/>
               </w:rPr>
-              <w:t>DKC / Cabeus</w:t>
+              <w:t>Cabeus</w:t>
             </w:r>
           </w:p>
         </w:tc>
@@ -1276,7 +1276,7 @@
                 <w:i w:val="0"/>
                 <w:sz w:val="16"/>
               </w:rPr>
-              <w:t>5</w:t>
+              <w:t>1</w:t>
             </w:r>
           </w:p>
         </w:tc>
@@ -1297,7 +1297,7 @@
                 <w:i w:val="0"/>
                 <w:sz w:val="16"/>
               </w:rPr>
-              <w:t>схема (XS1.1–XS1.5)</w:t>
+              <w:t>схема (XS1.1–XS1.5); по факту</w:t>
             </w:r>
           </w:p>
         </w:tc>
@@ -1341,7 +1341,7 @@
                 <w:i w:val="0"/>
                 <w:sz w:val="16"/>
               </w:rPr>
-              <w:t>Розетка коммутационная (для аналогового телефона)</w:t>
+              <w:t>Розетка компьютерная RJ-45 кат. 6 в кабель-канале</w:t>
             </w:r>
           </w:p>
         </w:tc>
@@ -1362,7 +1362,156 @@
                 <w:i w:val="0"/>
                 <w:sz w:val="16"/>
               </w:rPr>
-              <w:t>BRAVA RJ45 (спецификация .СО, поз. 3)</w:t>
+              <w:t>BRAVA RJ45</w:t>
+            </w:r>
+          </w:p>
+        </w:tc>
+        <w:tc>
+          <w:tcPr>
+            <w:tcW w:type="dxa" w:w="1134"/>
+          </w:tcPr>
+          <w:p>
+            <w:pPr>
+              <w:spacing w:after="0"/>
+              <w:jc w:val="left"/>
+            </w:pPr>
+            <w:r/>
+            <w:r>
+              <w:rPr>
+                <w:rFonts w:ascii="Times New Roman" w:hAnsi="Times New Roman" w:eastAsia="Times New Roman"/>
+                <w:b w:val="0"/>
+                <w:i w:val="0"/>
+                <w:sz w:val="16"/>
+              </w:rPr>
+              <w:t>DKC</w:t>
+            </w:r>
+          </w:p>
+        </w:tc>
+        <w:tc>
+          <w:tcPr>
+            <w:tcW w:type="dxa" w:w="1020"/>
+          </w:tcPr>
+          <w:p>
+            <w:pPr>
+              <w:spacing w:after="0"/>
+              <w:jc w:val="center"/>
+            </w:pPr>
+            <w:r/>
+            <w:r>
+              <w:rPr>
+                <w:rFonts w:ascii="Times New Roman" w:hAnsi="Times New Roman" w:eastAsia="Times New Roman"/>
+                <w:b w:val="0"/>
+                <w:i w:val="0"/>
+                <w:sz w:val="16"/>
+              </w:rPr>
+              <w:t>XS</w:t>
+            </w:r>
+          </w:p>
+        </w:tc>
+        <w:tc>
+          <w:tcPr>
+            <w:tcW w:type="dxa" w:w="737"/>
+          </w:tcPr>
+          <w:p>
+            <w:pPr>
+              <w:spacing w:after="0"/>
+              <w:jc w:val="center"/>
+            </w:pPr>
+            <w:r/>
+            <w:r>
+              <w:rPr>
+                <w:rFonts w:ascii="Times New Roman" w:hAnsi="Times New Roman" w:eastAsia="Times New Roman"/>
+                <w:b w:val="0"/>
+                <w:i w:val="0"/>
+                <w:sz w:val="16"/>
+              </w:rPr>
+              <w:t>4</w:t>
+            </w:r>
+          </w:p>
+        </w:tc>
+        <w:tc>
+          <w:tcPr>
+            <w:tcW w:type="dxa" w:w="1134"/>
+          </w:tcPr>
+          <w:p>
+            <w:pPr>
+              <w:spacing w:after="0"/>
+              <w:jc w:val="left"/>
+            </w:pPr>
+            <w:r/>
+            <w:r>
+              <w:rPr>
+                <w:rFonts w:ascii="Times New Roman" w:hAnsi="Times New Roman" w:eastAsia="Times New Roman"/>
+                <w:b w:val="0"/>
+                <w:i w:val="0"/>
+                <w:sz w:val="16"/>
+              </w:rPr>
+              <w:t>схема (XS1.1–XS1.5); по факту</w:t>
+            </w:r>
+          </w:p>
+        </w:tc>
+      </w:tr>
+      <w:tr>
+        <w:tc>
+          <w:tcPr>
+            <w:tcW w:type="dxa" w:w="454"/>
+          </w:tcPr>
+          <w:p>
+            <w:pPr>
+              <w:spacing w:after="0"/>
+              <w:jc w:val="center"/>
+            </w:pPr>
+            <w:r/>
+            <w:r>
+              <w:rPr>
+                <w:rFonts w:ascii="Times New Roman" w:hAnsi="Times New Roman" w:eastAsia="Times New Roman"/>
+                <w:b w:val="0"/>
+                <w:i w:val="0"/>
+                <w:sz w:val="16"/>
+              </w:rPr>
+              <w:t>5</w:t>
+            </w:r>
+          </w:p>
+        </w:tc>
+        <w:tc>
+          <w:tcPr>
+            <w:tcW w:type="dxa" w:w="3515"/>
+          </w:tcPr>
+          <w:p>
+            <w:pPr>
+              <w:spacing w:after="0"/>
+              <w:jc w:val="left"/>
+            </w:pPr>
+            <w:r/>
+            <w:r>
+              <w:rPr>
+                <w:rFonts w:ascii="Times New Roman" w:hAnsi="Times New Roman" w:eastAsia="Times New Roman"/>
+                <w:b w:val="0"/>
+                <w:i w:val="0"/>
+                <w:sz w:val="16"/>
+              </w:rPr>
+              <w:t>Розетка телефонная RJ-45 кат. 5e в кабель-канале</w:t>
+            </w:r>
+          </w:p>
+        </w:tc>
+        <w:tc>
+          <w:tcPr>
+            <w:tcW w:type="dxa" w:w="1928"/>
+          </w:tcPr>
+          <w:p>
+            <w:pPr>
+              <w:spacing w:after="0"/>
+              <w:jc w:val="left"/>
+            </w:pPr>
+            <w:r/>
+            <w:r>
+              <w:rPr>
+                <w:rFonts w:ascii="Times New Roman" w:hAnsi="Times New Roman" w:eastAsia="Times New Roman"/>
+                <w:b w:val="0"/>
+                <w:i w:val="0"/>
+                <w:sz w:val="16"/>
+              </w:rPr>
+              <w:t>BRAVA RJ45</w:t>
             </w:r>
           </w:p>
         </w:tc>
@@ -1446,7 +1595,7 @@
                 <w:i w:val="0"/>
                 <w:sz w:val="16"/>
               </w:rPr>
-              <w:t>схема (X1.1–X1.3)</w:t>
+              <w:t>схема (X1.1–X1.3); по факту</w:t>
             </w:r>
           </w:p>
         </w:tc>
@@ -1469,7 +1618,7 @@
                 <w:i w:val="0"/>
                 <w:sz w:val="16"/>
               </w:rPr>
-              <w:t>5</w:t>
+              <w:t>6</w:t>
             </w:r>
           </w:p>
         </w:tc>
@@ -1618,7 +1767,7 @@
                 <w:i w:val="0"/>
                 <w:sz w:val="16"/>
               </w:rPr>
-              <w:t>6</w:t>
+              <w:t>7</w:t>
             </w:r>
           </w:p>
         </w:tc>
@@ -1767,7 +1916,7 @@
                 <w:i w:val="0"/>
                 <w:sz w:val="16"/>
               </w:rPr>
-              <w:t>7</w:t>
+              <w:t>8</w:t>
             </w:r>
           </w:p>
         </w:tc>
@@ -1916,7 +2065,7 @@
                 <w:i w:val="0"/>
                 <w:sz w:val="16"/>
               </w:rPr>
-              <w:t>8</w:t>
+              <w:t>9</w:t>
             </w:r>
           </w:p>
         </w:tc>

--- a/КПП/Том СКС КПП/Акт о смонтированном оборудовании СКС КПП.docx
+++ b/КПП/Том СКС КПП/Акт о смонтированном оборудовании СКС КПП.docx
@@ -188,7 +188,7 @@
                 <w:i w:val="0"/>
                 <w:sz w:val="22"/>
               </w:rPr>
-              <w:t>«26» октября 2026 г.</w:t>
+              <w:t>«24» октября 2026 г.</w:t>
             </w:r>
           </w:p>
         </w:tc>
